--- a/docs/submission/FloodFact-AI-Pilot-Plan.docx
+++ b/docs/submission/FloodFact-AI-Pilot-Plan.docx
@@ -94,6 +94,20 @@
           <w:szCs w:val="19"/>
         </w:rPr>
         <w:t xml:space="preserve">Companion documents: FloodFact-AI-Concept.pdf · FloodFact-AI-Demonstration.pdf</w:t>
+      </w:r>
+    </w:p>
+    <w:p>
+      <w:pPr>
+        <w:spacing w:before="60"/>
+      </w:pPr>
+      <w:r>
+        <w:rPr>
+          <w:rFonts w:ascii="Calibri" w:hAnsi="Calibri"/>
+          <w:i/>
+          <w:color w:val="8A96A3"/>
+          <w:sz w:val="19"/>
+        </w:rPr>
+        <w:t>Team: Samuel Mburu Kairu · Vincent Odundo · Alvin Nyota · Amani Maria — Nairobi, Kenya</w:t>
       </w:r>
     </w:p>
     <w:p>
@@ -151,7 +165,7 @@
           <w:sz w:val="21"/>
           <w:szCs w:val="21"/>
         </w:rPr>
-        <w:t xml:space="preserve">The system is code-complete and runs today in an honestly-labeled sandbox/demo mode with zero paid accounts (see the Demonstration submission). Turning it on for a real pilot is a deployment and partnership-confirmation exercise, not a rewrite: every external dependency already has a working adapter, and docs/SETUP.md walks through provisioning each one.</w:t>
+        <w:t>The system is code-complete and already runs live on 4 of 5 external integrations (Africa's Talking, Anthropic Claude, Voyage AI, and Esri ArcGIS — only the Meta WhatsApp Cloud API remains to be provisioned), backed by a real, migrated Supabase project (see the Demonstration submission). Turning it on for a real pilot is a deployment and partnership-confirmation exercise, not a rewrite: every external dependency already has a working adapter, and docs/SETUP.md walks through provisioning each one.</w:t>
       </w:r>
     </w:p>
     <w:p>
@@ -1085,7 +1099,7 @@
           <w:sz w:val="20"/>
           <w:szCs w:val="20"/>
         </w:rPr>
-        <w:t xml:space="preserve">Provision live credentials: </w:t>
+        <w:t xml:space="preserve">Already mostly live: </w:t>
       </w:r>
       <w:r>
         <w:rPr>
@@ -1094,7 +1108,7 @@
           <w:sz w:val="20"/>
           <w:szCs w:val="20"/>
         </w:rPr>
-        <w:t xml:space="preserve">WhatsApp, Africa's Talking, Anthropic, Voyage AI — and confirm ArcGIS Living Atlas / KMD feed access (open item, §19).</w:t>
+        <w:t>Africa's Talking, Anthropic, Voyage AI, and the ArcGIS flood-risk layer (WRI Aqueduct) are live — provision the remaining WhatsApp Cloud API credential and confirm the KMD data-sharing arrangement (open item, §19).</w:t>
       </w:r>
     </w:p>
     <w:p>
@@ -3022,7 +3036,7 @@
                 <w:sz w:val="19"/>
                 <w:szCs w:val="19"/>
               </w:rPr>
-              <w:t xml:space="preserve">Named in pilot scope; exact layer/access to be confirmed (open item, §19)</w:t>
+              <w:t>Live — WRI Aqueduct 3.0 riverine flood-risk layer, found via the hackathon's own ArcGIS Hub; queryable anonymously</w:t>
             </w:r>
           </w:p>
         </w:tc>
@@ -3289,7 +3303,7 @@
                 <w:sz w:val="19"/>
                 <w:szCs w:val="19"/>
               </w:rPr>
-              <w:t xml:space="preserve">Kenyan SMS gateway; sandbox proven, pilot account needed</w:t>
+              <w:t>Live — sandbox account credentials verified with real API calls; a production account is the only remaining step before real SMS delivery</w:t>
             </w:r>
           </w:p>
         </w:tc>
@@ -3378,7 +3392,7 @@
                 <w:sz w:val="19"/>
                 <w:szCs w:val="19"/>
               </w:rPr>
-              <w:t xml:space="preserve">Adapter built; pilot API key needed</w:t>
+              <w:t>Live — API key verified with a real call</w:t>
             </w:r>
           </w:p>
         </w:tc>
@@ -3467,7 +3481,7 @@
                 <w:sz w:val="19"/>
                 <w:szCs w:val="19"/>
               </w:rPr>
-              <w:t xml:space="preserve">Adapter built; pilot API key needed</w:t>
+              <w:t>Live — API key verified with a real embeddings call</w:t>
             </w:r>
           </w:p>
         </w:tc>
@@ -3556,7 +3570,7 @@
                 <w:sz w:val="19"/>
                 <w:szCs w:val="19"/>
               </w:rPr>
-              <w:t xml:space="preserve">Migrations validated; pilot project needs provisioning</w:t>
+              <w:t>Live — real project provisioned and migrated (9 migrations, RLS on every table)</w:t>
             </w:r>
           </w:p>
         </w:tc>
@@ -4918,7 +4932,7 @@
                 <w:sz w:val="19"/>
                 <w:szCs w:val="19"/>
               </w:rPr>
-              <w:t xml:space="preserve">Named data feeds (ArcGIS Living Atlas layer, KMD) not finalized before pilot start.</w:t>
+              <w:t>KMD data-sharing arrangement not finalized before pilot start (the ArcGIS flood-risk layer is resolved — live today, WRI Aqueduct).</w:t>
             </w:r>
           </w:p>
         </w:tc>
@@ -4947,7 +4961,7 @@
                 <w:sz w:val="19"/>
                 <w:szCs w:val="19"/>
               </w:rPr>
-              <w:t xml:space="preserve">Open-Meteo (real, keyless) and a seeded PostGIS fallback already cover rainfall and flood-risk evidence, honestly labeled “sandbox” quality until real feeds are confirmed.</w:t>
+              <w:t>Open-Meteo (real, keyless) and the now-live ArcGIS layer already cover rainfall and flood-risk evidence for real; only the KMD regional-advisory corroboration remains open.</w:t>
             </w:r>
           </w:p>
         </w:tc>
